--- a/documentos/relatorio_metodologico.docx
+++ b/documentos/relatorio_metodologico.docx
@@ -139,7 +139,7 @@
         <w:jc w:val="both"/>
       </w:pPr>
       <w:r>
-        <w:t>A pasta CARACTERIZAÇÃO - CAMPOS não contém vínculos formais por ocupação e ano; portanto, nenhum indicador de incidência, prevalência, risco ou taxa foi calculado — apenas frequências e proporções dentro do conjunto de CATs. Denominadores adequados podem ser obtidos futuramente na RAIS/eSocial (vínculos formais por CBO, município e ano, via PDET/MTE) e no CNES (profissionais e estabelecimentos de saúde por município), verificando-se compatibilidade de cobertura, duplicidade de vínculos e período de referência antes de qualquer padronização.</w:t>
+        <w:t>As pastas do projeto não continham vínculos formais por ocupação e ano; nenhum indicador de incidência, prevalência, risco ou taxa foi calculado a partir da CAT isoladamente. Denominadores REAIS de força de trabalho foram baixados do CNES/DataSUS (TabNet, def cnes/cnv/prid02rj.def): profissionais (indivíduos) por ocupação CBO 2002, município de Campos (330100), competência dezembro de 2018 a 2025 (9.803 a 13.275 profissionais), com resolução dinâmica e verificada do filtro municipal, dupla checagem de totais por consulta de controle, brutos preservados em dados/brutos/cnes-rh/ e proveniência em logs/log_10_denominadores.json. Como o CNES abrange TODOS os tipos de vínculo (estatutário, celetista, autônomo, PJ; SUS e não SUS) e a CAT cobre essencialmente celetistas, a compatibilidade numerador-denominador NÃO é demonstrável; as razões CAT por 1.000 profissionais CNES (saidas/tabelas/T22_razao_cat_1000_cnes.csv) são apresentadas exclusivamente como densidade EXPLORATÓRIA de comunicação (supressão quando numerador&lt;5 ou denominador&lt;30), jamais como incidência ou risco. A RAIS/eSocial (vínculos formais por CBO x município x ano, via PDET/MTE) permanece como denominador prioritário para trabalho futuro: os microdados exigem download de arquivos de vários GB por UF/ano — bloqueio registrado, sem qualquer imputação.</w:t>
       </w:r>
     </w:p>
     <w:p>
